--- a/docs/Guide_utilisation_Gestion_Interventions.docx
+++ b/docs/Guide_utilisation_Gestion_Interventions.docx
@@ -2468,6 +2468,14 @@
     </w:p>
     <w:p>
       <w:pPr>
+        <w:spacing w:after="120"/>
+      </w:pPr>
+      <w:r>
+        <w:t xml:space="preserve">Matériel concerné : quand une intervention passe à Terminée, son matériel est retiré de la colonne «Matériel concerné», car il n'a plus d'utilité. Les interventions Non résolues le conservent (utile pour les renouveler) et les livraisons en magasin gardent leurs articles (ils forment le bon de réception).</w:t>
+      </w:r>
+    </w:p>
+    <w:p>
+      <w:pPr>
         <w:pStyle w:val="Titre1"/>
         <w:spacing w:before="400" w:after="200"/>
       </w:pPr>
@@ -2557,15 +2565,7 @@
         <w:spacing w:after="60"/>
       </w:pPr>
       <w:r>
-        <w:t xml:space="preserve">Si besoin, </w:t>
-      </w:r>
-      <w:proofErr w:type="gramStart"/>
-      <w:r>
-        <w:t>sélectionnez le</w:t>
-      </w:r>
-      <w:proofErr w:type="gramEnd"/>
-      <w:r>
-        <w:t xml:space="preserve"> ou les matériels concernés (facultatif).</w:t>
+        <w:t xml:space="preserve">Si besoin, sélectionnez le ou les matériels concernés (facultatif, sauf pour une livraison en magasin : voir la section 5).</w:t>
       </w:r>
     </w:p>
     <w:p>
@@ -2671,8 +2671,15 @@
         <w:spacing w:before="400" w:after="200"/>
       </w:pPr>
       <w:r>
-        <w:lastRenderedPageBreak/>
-        <w:t>5. Modifier une intervention</w:t>
+        <w:t xml:space="preserve">5. Livraison en magasin (réception de marchandises)</w:t>
+      </w:r>
+    </w:p>
+    <w:p>
+      <w:pPr>
+        <w:spacing w:after="120"/>
+      </w:pPr>
+      <w:r>
+        <w:t xml:space="preserve">Une livraison en magasin sert à enregistrer l'arrivée de marchandises commandées à un fournisseur dans le stock du Magasin (CTM). Quand la livraison est validée par le Manager, les quantités reçues en bon état sont ajoutées automatiquement au stock des matériels : plus besoin de modifier le stock à la main.</w:t>
       </w:r>
     </w:p>
     <w:p>
@@ -2681,78 +2688,423 @@
         <w:spacing w:before="200" w:after="100"/>
       </w:pPr>
       <w:r>
-        <w:t>En tant qu'Admin</w:t>
-      </w:r>
-    </w:p>
-    <w:p>
-      <w:pPr>
-        <w:pStyle w:val="Paragraphedeliste"/>
-        <w:numPr>
-          <w:ilvl w:val="0"/>
-          <w:numId w:val="2"/>
-        </w:numPr>
-        <w:spacing w:after="60"/>
-      </w:pPr>
-      <w:r>
-        <w:t>Cliquez sur</w:t>
-      </w:r>
-      <w:proofErr w:type="gramStart"/>
-      <w:r>
-        <w:t xml:space="preserve"> «Modifier</w:t>
-      </w:r>
-      <w:proofErr w:type="gramEnd"/>
-      <w:r>
-        <w:t>» sur la ligne de l'intervention souhaitée : le formulaire se pré-remplit.</w:t>
-      </w:r>
-    </w:p>
-    <w:p>
-      <w:pPr>
-        <w:pStyle w:val="Paragraphedeliste"/>
-        <w:numPr>
-          <w:ilvl w:val="0"/>
-          <w:numId w:val="2"/>
-        </w:numPr>
-        <w:spacing w:after="60"/>
-      </w:pPr>
-      <w:r>
-        <w:t>Si l'intervention est En cours, En retard ou En attente de validation, une section</w:t>
-      </w:r>
-      <w:proofErr w:type="gramStart"/>
-      <w:r>
-        <w:t xml:space="preserve"> «Suivi</w:t>
-      </w:r>
-      <w:proofErr w:type="gramEnd"/>
-      <w:r>
-        <w:t xml:space="preserve"> technicien / </w:t>
-      </w:r>
-      <w:proofErr w:type="gramStart"/>
-      <w:r>
-        <w:t>manager»</w:t>
-      </w:r>
-      <w:proofErr w:type="gramEnd"/>
-      <w:r>
-        <w:t xml:space="preserve"> apparaît pour consulter/ajuster le diagnostic, les actions réalisées, le résultat et le manager assigné.</w:t>
-      </w:r>
-    </w:p>
-    <w:p>
-      <w:pPr>
-        <w:pStyle w:val="Paragraphedeliste"/>
-        <w:numPr>
-          <w:ilvl w:val="0"/>
-          <w:numId w:val="2"/>
-        </w:numPr>
-        <w:spacing w:after="60"/>
-      </w:pPr>
-      <w:r>
-        <w:t>Cliquez sur</w:t>
-      </w:r>
-      <w:proofErr w:type="gramStart"/>
-      <w:r>
-        <w:t xml:space="preserve"> «Modifier</w:t>
-      </w:r>
-      <w:proofErr w:type="gramEnd"/>
-      <w:r>
-        <w:t>» (bouton jaune) pour enregistrer.</w:t>
+        <w:t xml:space="preserve">Les étapes</w:t>
+      </w:r>
+    </w:p>
+    <w:tbl>
+      <w:tblPr>
+        <w:tblW w:w="9600" w:type="dxa"/>
+        <w:tblBorders>
+          <w:top w:val="single" w:sz="4" w:space="0" w:color="auto"/>
+          <w:left w:val="single" w:sz="4" w:space="0" w:color="auto"/>
+          <w:bottom w:val="single" w:sz="4" w:space="0" w:color="auto"/>
+          <w:right w:val="single" w:sz="4" w:space="0" w:color="auto"/>
+          <w:insideH w:val="single" w:sz="4" w:space="0" w:color="auto"/>
+          <w:insideV w:val="single" w:sz="4" w:space="0" w:color="auto"/>
+        </w:tblBorders>
+        <w:tblLayout w:type="fixed"/>
+        <w:tblCellMar>
+          <w:left w:w="10" w:type="dxa"/>
+          <w:right w:w="10" w:type="dxa"/>
+        </w:tblCellMar>
+        <w:tblLook w:val="0000" w:firstRow="0" w:lastRow="0" w:firstColumn="0" w:lastColumn="0" w:noHBand="0" w:noVBand="0"/>
+      </w:tblPr>
+      <w:tblGrid>
+        <w:gridCol w:w="800"/>
+        <w:gridCol w:w="1800"/>
+        <w:gridCol w:w="4600"/>
+        <w:gridCol w:w="2400"/>
+      </w:tblGrid>
+      <w:tr>
+        <w:trPr>
+          <w:cantSplit/>
+          <w:tblHeader/>
+        </w:trPr>
+        <w:tc>
+          <w:tcPr>
+            <w:tcW w:w="800" w:type="dxa"/>
+            <w:shd w:val="clear" w:color="auto" w:fill="0074C7"/>
+            <w:tcMar>
+              <w:top w:w="80" w:type="dxa"/>
+              <w:left w:w="120" w:type="dxa"/>
+              <w:bottom w:w="80" w:type="dxa"/>
+              <w:right w:w="120" w:type="dxa"/>
+            </w:tcMar>
+          </w:tcPr>
+          <w:p>
+            <w:r>
+              <w:rPr>
+                <w:b/>
+                <w:bCs/>
+                <w:color w:val="FFFFFF"/>
+              </w:rPr>
+              <w:t xml:space="preserve">Étape</w:t>
+            </w:r>
+          </w:p>
+        </w:tc>
+        <w:tc>
+          <w:tcPr>
+            <w:tcW w:w="1800" w:type="dxa"/>
+            <w:shd w:val="clear" w:color="auto" w:fill="0074C7"/>
+            <w:tcMar>
+              <w:top w:w="80" w:type="dxa"/>
+              <w:left w:w="120" w:type="dxa"/>
+              <w:bottom w:w="80" w:type="dxa"/>
+              <w:right w:w="120" w:type="dxa"/>
+            </w:tcMar>
+          </w:tcPr>
+          <w:p>
+            <w:r>
+              <w:rPr>
+                <w:b/>
+                <w:bCs/>
+                <w:color w:val="FFFFFF"/>
+              </w:rPr>
+              <w:t xml:space="preserve">Qui</w:t>
+            </w:r>
+          </w:p>
+        </w:tc>
+        <w:tc>
+          <w:tcPr>
+            <w:tcW w:w="4600" w:type="dxa"/>
+            <w:shd w:val="clear" w:color="auto" w:fill="0074C7"/>
+            <w:tcMar>
+              <w:top w:w="80" w:type="dxa"/>
+              <w:left w:w="120" w:type="dxa"/>
+              <w:bottom w:w="80" w:type="dxa"/>
+              <w:right w:w="120" w:type="dxa"/>
+            </w:tcMar>
+          </w:tcPr>
+          <w:p>
+            <w:r>
+              <w:rPr>
+                <w:b/>
+                <w:bCs/>
+                <w:color w:val="FFFFFF"/>
+              </w:rPr>
+              <w:t xml:space="preserve">Ce qui se passe</w:t>
+            </w:r>
+          </w:p>
+        </w:tc>
+        <w:tc>
+          <w:tcPr>
+            <w:tcW w:w="2400" w:type="dxa"/>
+            <w:shd w:val="clear" w:color="auto" w:fill="0074C7"/>
+            <w:tcMar>
+              <w:top w:w="80" w:type="dxa"/>
+              <w:left w:w="120" w:type="dxa"/>
+              <w:bottom w:w="80" w:type="dxa"/>
+              <w:right w:w="120" w:type="dxa"/>
+            </w:tcMar>
+          </w:tcPr>
+          <w:p>
+            <w:r>
+              <w:rPr>
+                <w:b/>
+                <w:bCs/>
+                <w:color w:val="FFFFFF"/>
+              </w:rPr>
+              <w:t xml:space="preserve">Résultat</w:t>
+            </w:r>
+          </w:p>
+        </w:tc>
+      </w:tr>
+      <w:tr>
+        <w:trPr>
+          <w:cantSplit/>
+        </w:trPr>
+        <w:tc>
+          <w:tcPr>
+            <w:tcW w:w="800" w:type="dxa"/>
+            <w:shd w:val="clear" w:color="auto" w:fill="FFFFFF"/>
+            <w:tcMar>
+              <w:top w:w="80" w:type="dxa"/>
+              <w:left w:w="120" w:type="dxa"/>
+              <w:bottom w:w="80" w:type="dxa"/>
+              <w:right w:w="120" w:type="dxa"/>
+            </w:tcMar>
+          </w:tcPr>
+          <w:p>
+            <w:r>
+              <w:t xml:space="preserve">1</w:t>
+            </w:r>
+          </w:p>
+        </w:tc>
+        <w:tc>
+          <w:tcPr>
+            <w:tcW w:w="1800" w:type="dxa"/>
+            <w:shd w:val="clear" w:color="auto" w:fill="FFFFFF"/>
+            <w:tcMar>
+              <w:top w:w="80" w:type="dxa"/>
+              <w:left w:w="120" w:type="dxa"/>
+              <w:bottom w:w="80" w:type="dxa"/>
+              <w:right w:w="120" w:type="dxa"/>
+            </w:tcMar>
+          </w:tcPr>
+          <w:p>
+            <w:r>
+              <w:t xml:space="preserve">Admin ou Intervenant</w:t>
+            </w:r>
+          </w:p>
+        </w:tc>
+        <w:tc>
+          <w:tcPr>
+            <w:tcW w:w="4600" w:type="dxa"/>
+            <w:shd w:val="clear" w:color="auto" w:fill="FFFFFF"/>
+            <w:tcMar>
+              <w:top w:w="80" w:type="dxa"/>
+              <w:left w:w="120" w:type="dxa"/>
+              <w:bottom w:w="80" w:type="dxa"/>
+              <w:right w:w="120" w:type="dxa"/>
+            </w:tcMar>
+          </w:tcPr>
+          <w:p>
+            <w:r>
+              <w:t xml:space="preserve">Crée une intervention de type «Livraison en magasin» : fournisseur (obligatoire), n° de bon de livraison, puis les articles attendus avec leur quantité.</w:t>
+            </w:r>
+          </w:p>
+        </w:tc>
+        <w:tc>
+          <w:tcPr>
+            <w:tcW w:w="2400" w:type="dxa"/>
+            <w:shd w:val="clear" w:color="auto" w:fill="FFFFFF"/>
+            <w:tcMar>
+              <w:top w:w="80" w:type="dxa"/>
+              <w:left w:w="120" w:type="dxa"/>
+              <w:bottom w:w="80" w:type="dxa"/>
+              <w:right w:w="120" w:type="dxa"/>
+            </w:tcMar>
+          </w:tcPr>
+          <w:p>
+            <w:r>
+              <w:t xml:space="preserve">Statut «Demande». Le service «Magasin» (site CTM) est présélectionné.</w:t>
+            </w:r>
+          </w:p>
+        </w:tc>
+      </w:tr>
+      <w:tr>
+        <w:trPr>
+          <w:cantSplit/>
+        </w:trPr>
+        <w:tc>
+          <w:tcPr>
+            <w:tcW w:w="800" w:type="dxa"/>
+            <w:shd w:val="clear" w:color="auto" w:fill="F2F8FD"/>
+            <w:tcMar>
+              <w:top w:w="80" w:type="dxa"/>
+              <w:left w:w="120" w:type="dxa"/>
+              <w:bottom w:w="80" w:type="dxa"/>
+              <w:right w:w="120" w:type="dxa"/>
+            </w:tcMar>
+          </w:tcPr>
+          <w:p>
+            <w:r>
+              <w:t xml:space="preserve">2</w:t>
+            </w:r>
+          </w:p>
+        </w:tc>
+        <w:tc>
+          <w:tcPr>
+            <w:tcW w:w="1800" w:type="dxa"/>
+            <w:shd w:val="clear" w:color="auto" w:fill="F2F8FD"/>
+            <w:tcMar>
+              <w:top w:w="80" w:type="dxa"/>
+              <w:left w:w="120" w:type="dxa"/>
+              <w:bottom w:w="80" w:type="dxa"/>
+              <w:right w:w="120" w:type="dxa"/>
+            </w:tcMar>
+          </w:tcPr>
+          <w:p>
+            <w:r>
+              <w:t xml:space="preserve">Technicien</w:t>
+            </w:r>
+          </w:p>
+        </w:tc>
+        <w:tc>
+          <w:tcPr>
+            <w:tcW w:w="4600" w:type="dxa"/>
+            <w:shd w:val="clear" w:color="auto" w:fill="F2F8FD"/>
+            <w:tcMar>
+              <w:top w:w="80" w:type="dxa"/>
+              <w:left w:w="120" w:type="dxa"/>
+              <w:bottom w:w="80" w:type="dxa"/>
+              <w:right w:w="120" w:type="dxa"/>
+            </w:tcMar>
+          </w:tcPr>
+          <w:p>
+            <w:r>
+              <w:t xml:space="preserve">Dans «Compléter l'intervention», saisit pour chaque article la quantité réellement reçue et son état (Conforme ou Abîmé), puis clique sur «Envoyer au Manager».</w:t>
+            </w:r>
+          </w:p>
+        </w:tc>
+        <w:tc>
+          <w:tcPr>
+            <w:tcW w:w="2400" w:type="dxa"/>
+            <w:shd w:val="clear" w:color="auto" w:fill="F2F8FD"/>
+            <w:tcMar>
+              <w:top w:w="80" w:type="dxa"/>
+              <w:left w:w="120" w:type="dxa"/>
+              <w:bottom w:w="80" w:type="dxa"/>
+              <w:right w:w="120" w:type="dxa"/>
+            </w:tcMar>
+          </w:tcPr>
+          <w:p>
+            <w:r>
+              <w:t xml:space="preserve">Statut «En attente de validation».</w:t>
+            </w:r>
+          </w:p>
+        </w:tc>
+      </w:tr>
+      <w:tr>
+        <w:trPr>
+          <w:cantSplit/>
+        </w:trPr>
+        <w:tc>
+          <w:tcPr>
+            <w:tcW w:w="800" w:type="dxa"/>
+            <w:shd w:val="clear" w:color="auto" w:fill="FFFFFF"/>
+            <w:tcMar>
+              <w:top w:w="80" w:type="dxa"/>
+              <w:left w:w="120" w:type="dxa"/>
+              <w:bottom w:w="80" w:type="dxa"/>
+              <w:right w:w="120" w:type="dxa"/>
+            </w:tcMar>
+          </w:tcPr>
+          <w:p>
+            <w:r>
+              <w:t xml:space="preserve">3</w:t>
+            </w:r>
+          </w:p>
+        </w:tc>
+        <w:tc>
+          <w:tcPr>
+            <w:tcW w:w="1800" w:type="dxa"/>
+            <w:shd w:val="clear" w:color="auto" w:fill="FFFFFF"/>
+            <w:tcMar>
+              <w:top w:w="80" w:type="dxa"/>
+              <w:left w:w="120" w:type="dxa"/>
+              <w:bottom w:w="80" w:type="dxa"/>
+              <w:right w:w="120" w:type="dxa"/>
+            </w:tcMar>
+          </w:tcPr>
+          <w:p>
+            <w:r>
+              <w:t xml:space="preserve">Manager</w:t>
+            </w:r>
+          </w:p>
+        </w:tc>
+        <w:tc>
+          <w:tcPr>
+            <w:tcW w:w="4600" w:type="dxa"/>
+            <w:shd w:val="clear" w:color="auto" w:fill="FFFFFF"/>
+            <w:tcMar>
+              <w:top w:w="80" w:type="dxa"/>
+              <w:left w:w="120" w:type="dxa"/>
+              <w:bottom w:w="80" w:type="dxa"/>
+              <w:right w:w="120" w:type="dxa"/>
+            </w:tcMar>
+          </w:tcPr>
+          <w:p>
+            <w:r>
+              <w:t xml:space="preserve">Contrôle la livraison : pour chaque article il voit «reçu X / attendu Y» et la mention ÉCART si la livraison est incomplète. Il choisit «Terminée» ou «Non résolue».</w:t>
+            </w:r>
+          </w:p>
+        </w:tc>
+        <w:tc>
+          <w:tcPr>
+            <w:tcW w:w="2400" w:type="dxa"/>
+            <w:shd w:val="clear" w:color="auto" w:fill="FFFFFF"/>
+            <w:tcMar>
+              <w:top w:w="80" w:type="dxa"/>
+              <w:left w:w="120" w:type="dxa"/>
+              <w:bottom w:w="80" w:type="dxa"/>
+              <w:right w:w="120" w:type="dxa"/>
+            </w:tcMar>
+          </w:tcPr>
+          <w:p>
+            <w:r>
+              <w:t xml:space="preserve">Si «Terminée» : le stock est mis à jour.</w:t>
+            </w:r>
+          </w:p>
+        </w:tc>
+      </w:tr>
+      <w:tr>
+        <w:trPr>
+          <w:cantSplit/>
+        </w:trPr>
+        <w:tc>
+          <w:tcPr>
+            <w:tcW w:w="800" w:type="dxa"/>
+            <w:shd w:val="clear" w:color="auto" w:fill="F2F8FD"/>
+            <w:tcMar>
+              <w:top w:w="80" w:type="dxa"/>
+              <w:left w:w="120" w:type="dxa"/>
+              <w:bottom w:w="80" w:type="dxa"/>
+              <w:right w:w="120" w:type="dxa"/>
+            </w:tcMar>
+          </w:tcPr>
+          <w:p>
+            <w:r>
+              <w:t xml:space="preserve">4</w:t>
+            </w:r>
+          </w:p>
+        </w:tc>
+        <w:tc>
+          <w:tcPr>
+            <w:tcW w:w="1800" w:type="dxa"/>
+            <w:shd w:val="clear" w:color="auto" w:fill="F2F8FD"/>
+            <w:tcMar>
+              <w:top w:w="80" w:type="dxa"/>
+              <w:left w:w="120" w:type="dxa"/>
+              <w:bottom w:w="80" w:type="dxa"/>
+              <w:right w:w="120" w:type="dxa"/>
+            </w:tcMar>
+          </w:tcPr>
+          <w:p>
+            <w:r>
+              <w:t xml:space="preserve">Tous</w:t>
+            </w:r>
+          </w:p>
+        </w:tc>
+        <w:tc>
+          <w:tcPr>
+            <w:tcW w:w="4600" w:type="dxa"/>
+            <w:shd w:val="clear" w:color="auto" w:fill="F2F8FD"/>
+            <w:tcMar>
+              <w:top w:w="80" w:type="dxa"/>
+              <w:left w:w="120" w:type="dxa"/>
+              <w:bottom w:w="80" w:type="dxa"/>
+              <w:right w:w="120" w:type="dxa"/>
+            </w:tcMar>
+          </w:tcPr>
+          <w:p>
+            <w:r>
+              <w:t xml:space="preserve">Le bouton «Imprimer» (interventions Terminées ou Non résolues) ouvre la fiche, qui contient aussi le bon de réception.</w:t>
+            </w:r>
+          </w:p>
+        </w:tc>
+        <w:tc>
+          <w:tcPr>
+            <w:tcW w:w="2400" w:type="dxa"/>
+            <w:shd w:val="clear" w:color="auto" w:fill="F2F8FD"/>
+            <w:tcMar>
+              <w:top w:w="80" w:type="dxa"/>
+              <w:left w:w="120" w:type="dxa"/>
+              <w:bottom w:w="80" w:type="dxa"/>
+              <w:right w:w="120" w:type="dxa"/>
+            </w:tcMar>
+          </w:tcPr>
+          <w:p>
+            <w:r>
+              <w:t xml:space="preserve">Fournisseur, n° de BL, quantités attendues et reçues, état.</w:t>
+            </w:r>
+          </w:p>
+        </w:tc>
+      </w:tr>
+    </w:tbl>
+    <w:p>
+      <w:r>
+        <w:br w:type="page"/>
       </w:r>
     </w:p>
     <w:p>
@@ -2761,115 +3113,59 @@
         <w:spacing w:before="200" w:after="100"/>
       </w:pPr>
       <w:r>
-        <w:t>En tant que Technicien</w:t>
-      </w:r>
-    </w:p>
-    <w:p>
-      <w:pPr>
-        <w:pStyle w:val="Paragraphedeliste"/>
-        <w:numPr>
-          <w:ilvl w:val="0"/>
-          <w:numId w:val="2"/>
-        </w:numPr>
-        <w:spacing w:after="60"/>
-      </w:pPr>
-      <w:r>
-        <w:t>Depuis le Dashboard Technicien, renseignez si besoin la date et l'heure de début, la date et l'heure de fin, puis le diagnostic, les actions réalisées, le résultat, et ajoutez une photo si besoin.</w:t>
-      </w:r>
-    </w:p>
-    <w:p>
-      <w:pPr>
-        <w:pStyle w:val="Paragraphedeliste"/>
-        <w:numPr>
-          <w:ilvl w:val="0"/>
-          <w:numId w:val="2"/>
-        </w:numPr>
-        <w:spacing w:after="60"/>
-      </w:pPr>
-      <w:r>
-        <w:t>Cliquez sur</w:t>
-      </w:r>
-      <w:proofErr w:type="gramStart"/>
-      <w:r>
-        <w:t xml:space="preserve"> «Compléter</w:t>
-      </w:r>
-      <w:proofErr w:type="gramEnd"/>
-      <w:r>
-        <w:t xml:space="preserve"> </w:t>
-      </w:r>
-      <w:proofErr w:type="gramStart"/>
-      <w:r>
-        <w:t>l'intervention»</w:t>
-      </w:r>
-      <w:proofErr w:type="gramEnd"/>
-      <w:r>
-        <w:t xml:space="preserve"> (bouton jaune) : l'intervention passe en</w:t>
-      </w:r>
-      <w:proofErr w:type="gramStart"/>
-      <w:r>
-        <w:t xml:space="preserve"> «En</w:t>
-      </w:r>
-      <w:proofErr w:type="gramEnd"/>
-      <w:r>
-        <w:t xml:space="preserve"> attente de </w:t>
-      </w:r>
-      <w:proofErr w:type="gramStart"/>
-      <w:r>
-        <w:t>validation»</w:t>
-      </w:r>
-      <w:proofErr w:type="gramEnd"/>
-      <w:r>
-        <w:t>.</w:t>
-      </w:r>
-    </w:p>
-    <w:p>
-      <w:pPr>
-        <w:pStyle w:val="Paragraphedeliste"/>
-        <w:numPr>
-          <w:ilvl w:val="0"/>
-          <w:numId w:val="2"/>
-        </w:numPr>
-        <w:spacing w:after="60"/>
-      </w:pPr>
-      <w:r>
-        <w:t>Cliquez sur</w:t>
-      </w:r>
-      <w:proofErr w:type="gramStart"/>
-      <w:r>
-        <w:t xml:space="preserve"> «Envoyer</w:t>
-      </w:r>
-      <w:proofErr w:type="gramEnd"/>
-      <w:r>
-        <w:t xml:space="preserve"> au </w:t>
-      </w:r>
-      <w:proofErr w:type="gramStart"/>
-      <w:r>
-        <w:t>Manager»</w:t>
-      </w:r>
-      <w:proofErr w:type="gramEnd"/>
-      <w:r>
-        <w:t xml:space="preserve"> : l'intervention est envoyée à votre Manager (celui auquel vous êtes rattaché, non modifiable) et la confirmation</w:t>
-      </w:r>
-      <w:proofErr w:type="gramStart"/>
-      <w:r>
-        <w:t xml:space="preserve"> «Intervention</w:t>
-      </w:r>
-      <w:proofErr w:type="gramEnd"/>
-      <w:r>
-        <w:t xml:space="preserve"> envoyé au Manager !» s'affiche.</w:t>
-      </w:r>
-    </w:p>
-    <w:p>
-      <w:pPr>
-        <w:pStyle w:val="Paragraphedeliste"/>
-        <w:numPr>
-          <w:ilvl w:val="0"/>
-          <w:numId w:val="2"/>
-        </w:numPr>
-        <w:spacing w:after="60"/>
-      </w:pPr>
-      <w:r>
-        <w:t>Si vous n'êtes rattaché à aucun Manager, l'envoi est refusé : demandez à un Manager de vous ajouter à son équipe.</w:t>
+        <w:t xml:space="preserve">Créer la livraison (Admin ou Intervenant)</w:t>
+      </w:r>
+    </w:p>
+    <w:p>
+      <w:pPr>
+        <w:pStyle w:val="Paragraphedeliste"/>
+        <w:numPr>
+          <w:ilvl w:val="0"/>
+          <w:numId w:val="2"/>
+        </w:numPr>
+        <w:spacing w:after="60"/>
+      </w:pPr>
+      <w:r>
+        <w:t xml:space="preserve">Choisissez le type d'intervention «Livraison en magasin» : un encadré apparaît avec les champs «Fournisseur» et «N° de bon de livraison / de commande».</w:t>
+      </w:r>
+    </w:p>
+    <w:p>
+      <w:pPr>
+        <w:pStyle w:val="Paragraphedeliste"/>
+        <w:numPr>
+          <w:ilvl w:val="0"/>
+          <w:numId w:val="2"/>
+        </w:numPr>
+        <w:spacing w:after="60"/>
+      </w:pPr>
+      <w:r>
+        <w:t xml:space="preserve">Sélectionnez les articles attendus dans la liste du stock («Articles attendus»), puis indiquez la quantité attendue de chacun.</w:t>
+      </w:r>
+    </w:p>
+    <w:p>
+      <w:pPr>
+        <w:pStyle w:val="Paragraphedeliste"/>
+        <w:numPr>
+          <w:ilvl w:val="0"/>
+          <w:numId w:val="2"/>
+        </w:numPr>
+        <w:spacing w:after="60"/>
+      </w:pPr>
+      <w:r>
+        <w:t xml:space="preserve">Si un article n'existe pas encore dans le stock, cliquez sur «Nouvel article (absent du stock)», renseignez son type, son nom et la quantité attendue, puis «Créer et ajouter à la livraison». Il est créé avec un stock de 0.</w:t>
+      </w:r>
+    </w:p>
+    <w:p>
+      <w:pPr>
+        <w:pStyle w:val="Paragraphedeliste"/>
+        <w:numPr>
+          <w:ilvl w:val="0"/>
+          <w:numId w:val="2"/>
+        </w:numPr>
+        <w:spacing w:after="60"/>
+      </w:pPr>
+      <w:r>
+        <w:t xml:space="preserve">Une livraison doit contenir au moins un article, sinon l'enregistrement est refusé.</w:t>
       </w:r>
     </w:p>
     <w:p>
@@ -2878,86 +3174,85 @@
         <w:spacing w:before="200" w:after="100"/>
       </w:pPr>
       <w:r>
-        <w:t>En tant que Manager</w:t>
-      </w:r>
-    </w:p>
-    <w:p>
-      <w:pPr>
-        <w:pStyle w:val="Paragraphedeliste"/>
-        <w:numPr>
-          <w:ilvl w:val="0"/>
-          <w:numId w:val="2"/>
-        </w:numPr>
-        <w:spacing w:after="60"/>
-      </w:pPr>
-      <w:r>
-        <w:t>Ouvrez</w:t>
-      </w:r>
-      <w:proofErr w:type="gramStart"/>
-      <w:r>
-        <w:t xml:space="preserve"> «Gestion</w:t>
-      </w:r>
-      <w:proofErr w:type="gramEnd"/>
-      <w:r>
-        <w:t xml:space="preserve"> </w:t>
-      </w:r>
-      <w:proofErr w:type="gramStart"/>
-      <w:r>
-        <w:t>utilisateurs»</w:t>
-      </w:r>
-      <w:proofErr w:type="gramEnd"/>
-      <w:r>
-        <w:t xml:space="preserve"> pour ajouter des techniciens à votre équipe ou en retirer.</w:t>
-      </w:r>
-    </w:p>
-    <w:p>
-      <w:pPr>
-        <w:pStyle w:val="Paragraphedeliste"/>
-        <w:numPr>
-          <w:ilvl w:val="0"/>
-          <w:numId w:val="2"/>
-        </w:numPr>
-        <w:spacing w:after="60"/>
-      </w:pPr>
-      <w:r>
-        <w:t>Depuis le Dashboard Manager, consultez les interventions en attente de validation envoyées par vos techniciens.</w:t>
-      </w:r>
-    </w:p>
-    <w:p>
-      <w:pPr>
-        <w:pStyle w:val="Paragraphedeliste"/>
-        <w:numPr>
-          <w:ilvl w:val="0"/>
-          <w:numId w:val="2"/>
-        </w:numPr>
-        <w:spacing w:after="60"/>
-      </w:pPr>
-      <w:r>
-        <w:t>Choisissez</w:t>
-      </w:r>
-      <w:proofErr w:type="gramStart"/>
-      <w:r>
-        <w:t xml:space="preserve"> «Terminée</w:t>
-      </w:r>
-      <w:proofErr w:type="gramEnd"/>
-      <w:r>
-        <w:t>» ou</w:t>
-      </w:r>
-      <w:proofErr w:type="gramStart"/>
-      <w:r>
-        <w:t xml:space="preserve"> «Non</w:t>
-      </w:r>
-      <w:proofErr w:type="gramEnd"/>
-      <w:r>
-        <w:t xml:space="preserve"> </w:t>
-      </w:r>
-      <w:proofErr w:type="gramStart"/>
-      <w:r>
-        <w:t>résolue»</w:t>
-      </w:r>
-      <w:proofErr w:type="gramEnd"/>
-      <w:r>
-        <w:t xml:space="preserve"> pour valider définitivement l'intervention.</w:t>
+        <w:t xml:space="preserve">Règles à connaître</w:t>
+      </w:r>
+    </w:p>
+    <w:p>
+      <w:pPr>
+        <w:pStyle w:val="Paragraphedeliste"/>
+        <w:numPr>
+          <w:ilvl w:val="0"/>
+          <w:numId w:val="2"/>
+        </w:numPr>
+        <w:spacing w:after="60"/>
+      </w:pPr>
+      <w:r>
+        <w:t xml:space="preserve">Seules les quantités reçues «Conformes» sont ajoutées au stock : un article «Abîmé» est refusé et n'entre pas en stock.</w:t>
+      </w:r>
+    </w:p>
+    <w:p>
+      <w:pPr>
+        <w:pStyle w:val="Paragraphedeliste"/>
+        <w:numPr>
+          <w:ilvl w:val="0"/>
+          <w:numId w:val="2"/>
+        </w:numPr>
+        <w:spacing w:after="60"/>
+      </w:pPr>
+      <w:r>
+        <w:t xml:space="preserve">Livraison incomplète : le Technicien saisit la quantité réellement reçue ; seule cette quantité est ajoutée au stock.</w:t>
+      </w:r>
+    </w:p>
+    <w:p>
+      <w:pPr>
+        <w:pStyle w:val="Paragraphedeliste"/>
+        <w:numPr>
+          <w:ilvl w:val="0"/>
+          <w:numId w:val="2"/>
+        </w:numPr>
+        <w:spacing w:after="60"/>
+      </w:pPr>
+      <w:r>
+        <w:t xml:space="preserve">Le stock n'est mis à jour qu'une seule fois, au moment où le Manager valide «Terminée». «Non résolue» ne modifie pas le stock.</w:t>
+      </w:r>
+    </w:p>
+    <w:p>
+      <w:pPr>
+        <w:pStyle w:val="Paragraphedeliste"/>
+        <w:numPr>
+          <w:ilvl w:val="0"/>
+          <w:numId w:val="2"/>
+        </w:numPr>
+        <w:spacing w:after="60"/>
+      </w:pPr>
+      <w:r>
+        <w:t xml:space="preserve">Le Technicien ne peut pas envoyer la livraison au Manager tant que la quantité reçue de chaque article n'est pas renseignée.</w:t>
+      </w:r>
+    </w:p>
+    <w:p>
+      <w:pPr>
+        <w:pStyle w:val="Paragraphedeliste"/>
+        <w:numPr>
+          <w:ilvl w:val="0"/>
+          <w:numId w:val="2"/>
+        </w:numPr>
+        <w:spacing w:after="60"/>
+      </w:pPr>
+      <w:r>
+        <w:t xml:space="preserve">Tant que le stock n'a pas été mis à jour, l'Admin ou l'Intervenant peut corriger le fournisseur, le n° de bon et les articles avec le bouton «Modifier».</w:t>
+      </w:r>
+    </w:p>
+    <w:p>
+      <w:pPr>
+        <w:pStyle w:val="Paragraphedeliste"/>
+        <w:numPr>
+          <w:ilvl w:val="0"/>
+          <w:numId w:val="2"/>
+        </w:numPr>
+        <w:spacing w:after="60"/>
+      </w:pPr>
+      <w:r>
+        <w:t xml:space="preserve">Le demandeur reçoit l'email habituel, complété du fournisseur, du n° de bon et du détail des articles reçus.</w:t>
       </w:r>
     </w:p>
     <w:p>
@@ -2966,106 +3261,307 @@
         <w:spacing w:before="400" w:after="200"/>
       </w:pPr>
       <w:r>
-        <w:t>6. Fonctionnalités utiles</w:t>
-      </w:r>
-    </w:p>
-    <w:p>
-      <w:pPr>
-        <w:pStyle w:val="Paragraphedeliste"/>
-        <w:numPr>
-          <w:ilvl w:val="0"/>
-          <w:numId w:val="2"/>
-        </w:numPr>
-        <w:spacing w:after="60"/>
-      </w:pPr>
-      <w:r>
-        <w:t>Impression : le bouton</w:t>
+        <w:lastRenderedPageBreak/>
+        <w:t xml:space="preserve">6. Modifier une intervention</w:t>
+      </w:r>
+    </w:p>
+    <w:p>
+      <w:pPr>
+        <w:pStyle w:val="Titre3"/>
+        <w:spacing w:before="200" w:after="100"/>
+      </w:pPr>
+      <w:r>
+        <w:t>En tant qu'Admin</w:t>
+      </w:r>
+    </w:p>
+    <w:p>
+      <w:pPr>
+        <w:pStyle w:val="Paragraphedeliste"/>
+        <w:numPr>
+          <w:ilvl w:val="0"/>
+          <w:numId w:val="2"/>
+        </w:numPr>
+        <w:spacing w:after="60"/>
+      </w:pPr>
+      <w:r>
+        <w:t>Cliquez sur</w:t>
       </w:r>
       <w:proofErr w:type="gramStart"/>
       <w:r>
-        <w:t xml:space="preserve"> «Imprimer</w:t>
+        <w:t xml:space="preserve"> «Modifier</w:t>
       </w:r>
       <w:proofErr w:type="gramEnd"/>
       <w:r>
-        <w:t>» (disponible sur les interventions Terminées et Non résolues) ouvre une fiche imprimable prête à signer, avec le nom du technicien.</w:t>
-      </w:r>
-    </w:p>
-    <w:p>
-      <w:pPr>
-        <w:pStyle w:val="Paragraphedeliste"/>
-        <w:numPr>
-          <w:ilvl w:val="0"/>
-          <w:numId w:val="2"/>
-        </w:numPr>
-        <w:spacing w:after="60"/>
-      </w:pPr>
-      <w:r>
-        <w:t>Renouveler : recrée une nouvelle intervention à partir d'une intervention Non résolue, en conservant les informations de base et en réinitialisant le suivi technicien/manager.</w:t>
-      </w:r>
-    </w:p>
-    <w:p>
-      <w:pPr>
-        <w:pStyle w:val="Paragraphedeliste"/>
-        <w:numPr>
-          <w:ilvl w:val="0"/>
-          <w:numId w:val="2"/>
-        </w:numPr>
-        <w:spacing w:after="60"/>
-      </w:pPr>
-      <w:r>
-        <w:t>Notification email automatique : dès qu'une intervention devient Terminée ou Non résolue, le demandeur reçoit un email récapitulatif avec la photo jointe si elle existe.</w:t>
-      </w:r>
-    </w:p>
-    <w:p>
-      <w:pPr>
-        <w:pStyle w:val="Paragraphedeliste"/>
-        <w:numPr>
-          <w:ilvl w:val="0"/>
-          <w:numId w:val="2"/>
-        </w:numPr>
-        <w:spacing w:after="60"/>
-      </w:pPr>
-      <w:r>
-        <w:t>Suppression automatique : les interventions Terminées de plus d'un an sont supprimées automatiquement pour ne pas surcharger la base de données.</w:t>
-      </w:r>
-    </w:p>
-    <w:p>
-      <w:pPr>
-        <w:pStyle w:val="Paragraphedeliste"/>
-        <w:numPr>
-          <w:ilvl w:val="0"/>
-          <w:numId w:val="2"/>
-        </w:numPr>
-        <w:spacing w:after="60"/>
-      </w:pPr>
-      <w:r>
-        <w:t>Mot de passe oublié : un lien de réinitialisation peut être envoyé par email depuis la page de connexion.</w:t>
-      </w:r>
-    </w:p>
-    <w:p>
-      <w:pPr>
-        <w:spacing w:after="60"/>
-      </w:pPr>
-    </w:p>
-    <w:p>
-      <w:pPr>
-        <w:spacing w:after="60"/>
-      </w:pPr>
-    </w:p>
-    <w:p>
-      <w:pPr>
-        <w:spacing w:after="60"/>
-      </w:pPr>
-    </w:p>
-    <w:p>
-      <w:pPr>
-        <w:spacing w:after="60"/>
-      </w:pPr>
-    </w:p>
-    <w:p>
-      <w:pPr>
-        <w:spacing w:after="60"/>
-      </w:pPr>
+        <w:t>» sur la ligne de l'intervention souhaitée : le formulaire se pré-remplit.</w:t>
+      </w:r>
+    </w:p>
+    <w:p>
+      <w:pPr>
+        <w:pStyle w:val="Paragraphedeliste"/>
+        <w:numPr>
+          <w:ilvl w:val="0"/>
+          <w:numId w:val="2"/>
+        </w:numPr>
+        <w:spacing w:after="60"/>
+      </w:pPr>
+      <w:r>
+        <w:t>Si l'intervention est En cours, En retard ou En attente de validation, une section</w:t>
+      </w:r>
+      <w:proofErr w:type="gramStart"/>
+      <w:r>
+        <w:t xml:space="preserve"> «Suivi</w:t>
+      </w:r>
+      <w:proofErr w:type="gramEnd"/>
+      <w:r>
+        <w:t xml:space="preserve"> technicien / </w:t>
+      </w:r>
+      <w:proofErr w:type="gramStart"/>
+      <w:r>
+        <w:t>manager»</w:t>
+      </w:r>
+      <w:proofErr w:type="gramEnd"/>
+      <w:r>
+        <w:t xml:space="preserve"> apparaît pour consulter/ajuster le diagnostic, les actions réalisées, le résultat et le manager assigné.</w:t>
+      </w:r>
+    </w:p>
+    <w:p>
+      <w:pPr>
+        <w:pStyle w:val="Paragraphedeliste"/>
+        <w:numPr>
+          <w:ilvl w:val="0"/>
+          <w:numId w:val="2"/>
+        </w:numPr>
+        <w:spacing w:after="60"/>
+      </w:pPr>
+      <w:r>
+        <w:t xml:space="preserve">Pour une livraison en magasin, vous pouvez aussi corriger le fournisseur, le n° de bon et les articles attendus (tant que le stock n'a pas été mis à jour).</w:t>
+      </w:r>
+    </w:p>
+    <w:p>
+      <w:pPr>
+        <w:pStyle w:val="Paragraphedeliste"/>
+        <w:numPr>
+          <w:ilvl w:val="0"/>
+          <w:numId w:val="2"/>
+        </w:numPr>
+        <w:spacing w:after="60"/>
+      </w:pPr>
+      <w:r>
+        <w:t>Cliquez sur</w:t>
+      </w:r>
+      <w:proofErr w:type="gramStart"/>
+      <w:r>
+        <w:t xml:space="preserve"> «Modifier</w:t>
+      </w:r>
+      <w:proofErr w:type="gramEnd"/>
+      <w:r>
+        <w:t>» (bouton jaune) pour enregistrer.</w:t>
+      </w:r>
+    </w:p>
+    <w:p>
+      <w:pPr>
+        <w:pStyle w:val="Titre3"/>
+        <w:spacing w:before="200" w:after="100"/>
+      </w:pPr>
+      <w:r>
+        <w:t>En tant que Technicien</w:t>
+      </w:r>
+    </w:p>
+    <w:p>
+      <w:pPr>
+        <w:pStyle w:val="Paragraphedeliste"/>
+        <w:numPr>
+          <w:ilvl w:val="0"/>
+          <w:numId w:val="2"/>
+        </w:numPr>
+        <w:spacing w:after="60"/>
+      </w:pPr>
+      <w:r>
+        <w:t>Depuis le Dashboard Technicien, renseignez si besoin la date et l'heure de début, la date et l'heure de fin, puis le diagnostic, les actions réalisées, le résultat, et ajoutez une photo si besoin.</w:t>
+      </w:r>
+    </w:p>
+    <w:p>
+      <w:pPr>
+        <w:pStyle w:val="Paragraphedeliste"/>
+        <w:numPr>
+          <w:ilvl w:val="0"/>
+          <w:numId w:val="2"/>
+        </w:numPr>
+        <w:spacing w:after="60"/>
+      </w:pPr>
+      <w:r>
+        <w:t>Cliquez sur</w:t>
+      </w:r>
+      <w:proofErr w:type="gramStart"/>
+      <w:r>
+        <w:t xml:space="preserve"> «Compléter</w:t>
+      </w:r>
+      <w:proofErr w:type="gramEnd"/>
+      <w:r>
+        <w:t xml:space="preserve"> </w:t>
+      </w:r>
+      <w:proofErr w:type="gramStart"/>
+      <w:r>
+        <w:t>l'intervention»</w:t>
+      </w:r>
+      <w:proofErr w:type="gramEnd"/>
+      <w:r>
+        <w:t xml:space="preserve"> (bouton jaune) : l'intervention passe en</w:t>
+      </w:r>
+      <w:proofErr w:type="gramStart"/>
+      <w:r>
+        <w:t xml:space="preserve"> «En</w:t>
+      </w:r>
+      <w:proofErr w:type="gramEnd"/>
+      <w:r>
+        <w:t xml:space="preserve"> attente de </w:t>
+      </w:r>
+      <w:proofErr w:type="gramStart"/>
+      <w:r>
+        <w:t>validation»</w:t>
+      </w:r>
+      <w:proofErr w:type="gramEnd"/>
+      <w:r>
+        <w:t>.</w:t>
+      </w:r>
+    </w:p>
+    <w:p>
+      <w:pPr>
+        <w:pStyle w:val="Paragraphedeliste"/>
+        <w:numPr>
+          <w:ilvl w:val="0"/>
+          <w:numId w:val="2"/>
+        </w:numPr>
+        <w:spacing w:after="60"/>
+      </w:pPr>
+      <w:r>
+        <w:t>Cliquez sur</w:t>
+      </w:r>
+      <w:proofErr w:type="gramStart"/>
+      <w:r>
+        <w:t xml:space="preserve"> «Envoyer</w:t>
+      </w:r>
+      <w:proofErr w:type="gramEnd"/>
+      <w:r>
+        <w:t xml:space="preserve"> au </w:t>
+      </w:r>
+      <w:proofErr w:type="gramStart"/>
+      <w:r>
+        <w:t>Manager»</w:t>
+      </w:r>
+      <w:proofErr w:type="gramEnd"/>
+      <w:r>
+        <w:t xml:space="preserve"> : l'intervention est envoyée à votre Manager (celui auquel vous êtes rattaché, non modifiable) et la confirmation</w:t>
+      </w:r>
+      <w:proofErr w:type="gramStart"/>
+      <w:r>
+        <w:t xml:space="preserve"> «Intervention</w:t>
+      </w:r>
+      <w:proofErr w:type="gramEnd"/>
+      <w:r>
+        <w:t xml:space="preserve"> envoyé au Manager !» s'affiche.</w:t>
+      </w:r>
+    </w:p>
+    <w:p>
+      <w:pPr>
+        <w:pStyle w:val="Paragraphedeliste"/>
+        <w:numPr>
+          <w:ilvl w:val="0"/>
+          <w:numId w:val="2"/>
+        </w:numPr>
+        <w:spacing w:after="60"/>
+      </w:pPr>
+      <w:r>
+        <w:t>Si vous n'êtes rattaché à aucun Manager, l'envoi est refusé : demandez à un Manager de vous ajouter à son équipe.</w:t>
+      </w:r>
+    </w:p>
+    <w:p>
+      <w:pPr>
+        <w:pStyle w:val="Titre3"/>
+        <w:spacing w:before="200" w:after="100"/>
+      </w:pPr>
+      <w:r>
+        <w:t>En tant que Manager</w:t>
+      </w:r>
+    </w:p>
+    <w:p>
+      <w:pPr>
+        <w:pStyle w:val="Paragraphedeliste"/>
+        <w:numPr>
+          <w:ilvl w:val="0"/>
+          <w:numId w:val="2"/>
+        </w:numPr>
+        <w:spacing w:after="60"/>
+      </w:pPr>
+      <w:r>
+        <w:t>Ouvrez</w:t>
+      </w:r>
+      <w:proofErr w:type="gramStart"/>
+      <w:r>
+        <w:t xml:space="preserve"> «Gestion</w:t>
+      </w:r>
+      <w:proofErr w:type="gramEnd"/>
+      <w:r>
+        <w:t xml:space="preserve"> </w:t>
+      </w:r>
+      <w:proofErr w:type="gramStart"/>
+      <w:r>
+        <w:t>utilisateurs»</w:t>
+      </w:r>
+      <w:proofErr w:type="gramEnd"/>
+      <w:r>
+        <w:t xml:space="preserve"> pour ajouter des techniciens à votre équipe ou en retirer.</w:t>
+      </w:r>
+    </w:p>
+    <w:p>
+      <w:pPr>
+        <w:pStyle w:val="Paragraphedeliste"/>
+        <w:numPr>
+          <w:ilvl w:val="0"/>
+          <w:numId w:val="2"/>
+        </w:numPr>
+        <w:spacing w:after="60"/>
+      </w:pPr>
+      <w:r>
+        <w:t>Depuis le Dashboard Manager, consultez les interventions en attente de validation envoyées par vos techniciens.</w:t>
+      </w:r>
+    </w:p>
+    <w:p>
+      <w:pPr>
+        <w:pStyle w:val="Paragraphedeliste"/>
+        <w:numPr>
+          <w:ilvl w:val="0"/>
+          <w:numId w:val="2"/>
+        </w:numPr>
+        <w:spacing w:after="60"/>
+      </w:pPr>
+      <w:r>
+        <w:t>Choisissez</w:t>
+      </w:r>
+      <w:proofErr w:type="gramStart"/>
+      <w:r>
+        <w:t xml:space="preserve"> «Terminée</w:t>
+      </w:r>
+      <w:proofErr w:type="gramEnd"/>
+      <w:r>
+        <w:t>» ou</w:t>
+      </w:r>
+      <w:proofErr w:type="gramStart"/>
+      <w:r>
+        <w:t xml:space="preserve"> «Non</w:t>
+      </w:r>
+      <w:proofErr w:type="gramEnd"/>
+      <w:r>
+        <w:t xml:space="preserve"> </w:t>
+      </w:r>
+      <w:proofErr w:type="gramStart"/>
+      <w:r>
+        <w:t>résolue»</w:t>
+      </w:r>
+      <w:proofErr w:type="gramEnd"/>
+      <w:r>
+        <w:t xml:space="preserve"> pour valider définitivement l'intervention.</w:t>
+      </w:r>
     </w:p>
     <w:p>
       <w:pPr>
@@ -3073,8 +3569,87 @@
         <w:spacing w:before="400" w:after="200"/>
       </w:pPr>
       <w:r>
+        <w:t xml:space="preserve">7. Fonctionnalités utiles</w:t>
+      </w:r>
+    </w:p>
+    <w:p>
+      <w:pPr>
+        <w:pStyle w:val="Paragraphedeliste"/>
+        <w:numPr>
+          <w:ilvl w:val="0"/>
+          <w:numId w:val="2"/>
+        </w:numPr>
+        <w:spacing w:after="60"/>
+      </w:pPr>
+      <w:r>
+        <w:t xml:space="preserve">Impression : le bouton «Imprimer» (disponible sur les interventions Terminées et Non résolues) ouvre une fiche imprimable prête à signer, avec le nom du technicien. Pour une livraison en magasin, la fiche contient en plus le bon de réception (articles attendus, reçus, état et ajout au stock).</w:t>
+      </w:r>
+    </w:p>
+    <w:p>
+      <w:pPr>
+        <w:pStyle w:val="Paragraphedeliste"/>
+        <w:numPr>
+          <w:ilvl w:val="0"/>
+          <w:numId w:val="2"/>
+        </w:numPr>
+        <w:spacing w:after="60"/>
+      </w:pPr>
+      <w:r>
+        <w:t>Renouveler : recrée une nouvelle intervention à partir d'une intervention Non résolue, en conservant les informations de base et en réinitialisant le suivi technicien/manager.</w:t>
+      </w:r>
+    </w:p>
+    <w:p>
+      <w:pPr>
+        <w:pStyle w:val="Paragraphedeliste"/>
+        <w:numPr>
+          <w:ilvl w:val="0"/>
+          <w:numId w:val="2"/>
+        </w:numPr>
+        <w:spacing w:after="60"/>
+      </w:pPr>
+      <w:r>
+        <w:t>Notification email automatique : dès qu'une intervention devient Terminée ou Non résolue, le demandeur reçoit un email récapitulatif avec la photo jointe si elle existe.</w:t>
+      </w:r>
+    </w:p>
+    <w:p>
+      <w:pPr>
+        <w:pStyle w:val="Paragraphedeliste"/>
+        <w:numPr>
+          <w:ilvl w:val="0"/>
+          <w:numId w:val="2"/>
+        </w:numPr>
+        <w:spacing w:after="60"/>
+      </w:pPr>
+      <w:r>
+        <w:t>Suppression automatique : les interventions Terminées de plus d'un an sont supprimées automatiquement pour ne pas surcharger la base de données.</w:t>
+      </w:r>
+    </w:p>
+    <w:p>
+      <w:pPr>
+        <w:pStyle w:val="Paragraphedeliste"/>
+        <w:numPr>
+          <w:ilvl w:val="0"/>
+          <w:numId w:val="2"/>
+        </w:numPr>
+        <w:spacing w:after="60"/>
+      </w:pPr>
+      <w:r>
+        <w:t>Mot de passe oublié : un lien de réinitialisation peut être envoyé par email depuis la page de connexion.</w:t>
+      </w:r>
+    </w:p>
+    <w:p>
+      <w:pPr>
+        <w:spacing w:after="60"/>
+      </w:pPr>
+    </w:p>
+    <w:p>
+      <w:pPr>
+        <w:pStyle w:val="Titre1"/>
+        <w:spacing w:before="400" w:after="200"/>
+      </w:pPr>
+      <w:r>
         <w:lastRenderedPageBreak/>
-        <w:t>7. En cas de problème</w:t>
+        <w:t xml:space="preserve">8. En cas de problème</w:t>
       </w:r>
     </w:p>
     <w:p>
@@ -3201,6 +3776,45 @@
       <w:proofErr w:type="gramEnd"/>
       <w:r>
         <w:t xml:space="preserve"> en local et dans les variables d'environnement de Render en ligne.</w:t>
+      </w:r>
+    </w:p>
+    <w:p>
+      <w:pPr>
+        <w:pStyle w:val="Paragraphedeliste"/>
+        <w:numPr>
+          <w:ilvl w:val="0"/>
+          <w:numId w:val="2"/>
+        </w:numPr>
+        <w:spacing w:after="60"/>
+      </w:pPr>
+      <w:r>
+        <w:t xml:space="preserve">«Cette livraison ne contient aucun article» (Technicien) : les articles attendus n'ont pas été enregistrés. L'Admin ou l'Intervenant doit modifier l'intervention, ajouter les articles attendus, puis enregistrer.</w:t>
+      </w:r>
+    </w:p>
+    <w:p>
+      <w:pPr>
+        <w:pStyle w:val="Paragraphedeliste"/>
+        <w:numPr>
+          <w:ilvl w:val="0"/>
+          <w:numId w:val="2"/>
+        </w:numPr>
+        <w:spacing w:after="60"/>
+      </w:pPr>
+      <w:r>
+        <w:t xml:space="preserve">«Renseignez la quantité reçue de chaque article avant d'envoyer la livraison au manager» : saisissez la quantité reçue de tous les articles dans «Compléter l'intervention», puis envoyez.</w:t>
+      </w:r>
+    </w:p>
+    <w:p>
+      <w:pPr>
+        <w:pStyle w:val="Paragraphedeliste"/>
+        <w:numPr>
+          <w:ilvl w:val="0"/>
+          <w:numId w:val="2"/>
+        </w:numPr>
+        <w:spacing w:after="60"/>
+      </w:pPr>
+      <w:r>
+        <w:t xml:space="preserve">Le stock d'un article n'a pas changé après une livraison : le stock n'est mis à jour qu'à la validation «Terminée» du Manager, et seulement pour les quantités reçues «Conformes».</w:t>
       </w:r>
     </w:p>
     <w:sectPr>

--- a/docs/Guide_utilisation_Gestion_Interventions.docx
+++ b/docs/Guide_utilisation_Gestion_Interventions.docx
@@ -3102,11 +3102,7 @@
         </w:tc>
       </w:tr>
     </w:tbl>
-    <w:p>
-      <w:r>
-        <w:br w:type="page"/>
-      </w:r>
-    </w:p>
+    <w:p/>
     <w:p>
       <w:pPr>
         <w:pStyle w:val="Titre3"/>
@@ -3634,13 +3630,497 @@
         <w:spacing w:after="60"/>
       </w:pPr>
       <w:r>
-        <w:t>Mot de passe oublié : un lien de réinitialisation peut être envoyé par email depuis la page de connexion.</w:t>
-      </w:r>
-    </w:p>
-    <w:p>
-      <w:pPr>
-        <w:spacing w:after="60"/>
-      </w:pPr>
+        <w:t xml:space="preserve">Mot de passe oublié : un lien de réinitialisation peut être envoyé par email depuis la page de connexion. Pour hasher un mot de passe à la main, voir la section 8.</w:t>
+      </w:r>
+    </w:p>
+    <w:p>
+      <w:pPr>
+        <w:spacing w:after="60"/>
+      </w:pPr>
+    </w:p>
+    <w:p>
+      <w:pPr>
+        <w:pStyle w:val="Titre1"/>
+        <w:keepNext/>
+        <w:spacing w:before="400" w:after="200"/>
+      </w:pPr>
+      <w:r>
+        <w:t xml:space="preserve">8. Hasher un mot de passe (bcrypt)</w:t>
+      </w:r>
+    </w:p>
+    <w:p>
+      <w:pPr>
+        <w:spacing w:after="120"/>
+      </w:pPr>
+      <w:r>
+        <w:t xml:space="preserve">Le site ne conserve jamais un mot de passe en clair : dans la base de données, la colonne «hashed_password» de la table «users» contient une empreinte illisible du mot de passe (un «hash»), calculée avec l'algorithme bcrypt. Quand un compte est créé ou modifié depuis le site, ce calcul est fait automatiquement. En revanche, si vous créez ou corrigez un compte directement dans la base (par exemple depuis phpMyAdmin ou Aiven pour créer le premier Admin), vous devez coller vous-même le hash : ce n'est pas le mot de passe qu'il faut écrire dans la base, mais son hash.</w:t>
+      </w:r>
+    </w:p>
+    <w:p>
+      <w:pPr>
+        <w:pStyle w:val="Titre3"/>
+        <w:keepNext/>
+        <w:spacing w:before="200" w:after="100"/>
+      </w:pPr>
+      <w:r>
+        <w:t xml:space="preserve">Générer le hash avec miniwebtool.com</w:t>
+      </w:r>
+    </w:p>
+    <w:p>
+      <w:pPr>
+        <w:pStyle w:val="Paragraphedeliste"/>
+        <w:numPr>
+          <w:ilvl w:val="0"/>
+          <w:numId w:val="2"/>
+        </w:numPr>
+        <w:spacing w:after="60"/>
+      </w:pPr>
+      <w:r>
+        <w:t xml:space="preserve">Ouvrez le site miniwebtool.com/fr/generateur-et-verificateur-de-hash-bcrypt (outil gratuit, sans inscription).</w:t>
+      </w:r>
+    </w:p>
+    <w:p>
+      <w:pPr>
+        <w:pStyle w:val="Paragraphedeliste"/>
+        <w:numPr>
+          <w:ilvl w:val="0"/>
+          <w:numId w:val="2"/>
+        </w:numPr>
+        <w:spacing w:after="60"/>
+      </w:pPr>
+      <w:r>
+        <w:t xml:space="preserve">Vérifiez que l'onglet «Générer un hachage» est sélectionné (c'est celui affiché par défaut).</w:t>
+      </w:r>
+    </w:p>
+    <w:p>
+      <w:pPr>
+        <w:pStyle w:val="Paragraphedeliste"/>
+        <w:numPr>
+          <w:ilvl w:val="0"/>
+          <w:numId w:val="2"/>
+        </w:numPr>
+        <w:spacing w:after="60"/>
+      </w:pPr>
+      <w:r>
+        <w:t xml:space="preserve">Dans le champ «Mot de passe», tapez le mot de passe que le compte devra utiliser (72 octets maximum : un compteur sous le champ l'indique). Le bouton en forme d'œil permet d'afficher ce que vous tapez.</w:t>
+      </w:r>
+    </w:p>
+    <w:p>
+      <w:pPr>
+        <w:pStyle w:val="Paragraphedeliste"/>
+        <w:numPr>
+          <w:ilvl w:val="0"/>
+          <w:numId w:val="2"/>
+        </w:numPr>
+        <w:spacing w:after="60"/>
+      </w:pPr>
+      <w:r>
+        <w:t xml:space="preserve">Laissez le «Facteur de coût» sur 12 : c'est la valeur recommandée, celle qu'utilise aussi le site. N'allez jamais en dessous de 10.</w:t>
+      </w:r>
+    </w:p>
+    <w:p>
+      <w:pPr>
+        <w:pStyle w:val="Paragraphedeliste"/>
+        <w:numPr>
+          <w:ilvl w:val="0"/>
+          <w:numId w:val="2"/>
+        </w:numPr>
+        <w:spacing w:after="60"/>
+      </w:pPr>
+      <w:r>
+        <w:t xml:space="preserve">Cliquez sur «Générer un hachage Bcrypt».</w:t>
+      </w:r>
+    </w:p>
+    <w:p>
+      <w:pPr>
+        <w:pStyle w:val="Paragraphedeliste"/>
+        <w:numPr>
+          <w:ilvl w:val="0"/>
+          <w:numId w:val="2"/>
+        </w:numPr>
+        <w:spacing w:after="60"/>
+      </w:pPr>
+      <w:r>
+        <w:t xml:space="preserve">Le résultat s'affiche : copiez le hash complet (60 caractères, qui commence par $2b$12$). Faites attention de ne copier ni espace ni retour à la ligne en trop.</w:t>
+      </w:r>
+    </w:p>
+    <w:p>
+      <w:pPr>
+        <w:pStyle w:val="Paragraphedeliste"/>
+        <w:numPr>
+          <w:ilvl w:val="0"/>
+          <w:numId w:val="2"/>
+        </w:numPr>
+        <w:spacing w:after="60"/>
+      </w:pPr>
+      <w:r>
+        <w:t xml:space="preserve">Dans la base, ouvrez la table «users», puis collez le hash dans la colonne «hashed_password» du compte concerné et enregistrez.</w:t>
+      </w:r>
+    </w:p>
+    <w:p>
+      <w:pPr>
+        <w:pStyle w:val="Paragraphedeliste"/>
+        <w:numPr>
+          <w:ilvl w:val="0"/>
+          <w:numId w:val="2"/>
+        </w:numPr>
+        <w:spacing w:after="60"/>
+      </w:pPr>
+      <w:r>
+        <w:t xml:space="preserve">Connectez-vous sur le site avec l'identifiant du compte et le mot de passe en clair choisi à l'étape 3 (et non avec le hash).</w:t>
+      </w:r>
+    </w:p>
+    <w:p>
+      <w:pPr>
+        <w:pStyle w:val="Titre3"/>
+        <w:keepNext/>
+        <w:spacing w:before="200" w:after="100"/>
+      </w:pPr>
+      <w:r>
+        <w:t xml:space="preserve">À quoi ressemble un hash</w:t>
+      </w:r>
+    </w:p>
+    <w:p>
+      <w:pPr>
+        <w:spacing w:after="120"/>
+        <w:shd w:val="clear" w:color="auto" w:fill="F2F2F2"/>
+      </w:pPr>
+      <w:r>
+        <w:rPr>
+          <w:rFonts w:ascii="Consolas" w:hAnsi="Consolas" w:cs="Consolas"/>
+          <w:sz w:val="20"/>
+          <w:szCs w:val="20"/>
+        </w:rPr>
+        <w:t xml:space="preserve">$2b$12$7i..qTPY7p4ZLvKIepRKwelX0JB55DviohJT.JYruzy4EN6cl.q8O</w:t>
+      </w:r>
+    </w:p>
+    <w:tbl>
+      <w:tblPr>
+        <w:tblW w:w="9600" w:type="dxa"/>
+        <w:tblBorders>
+          <w:top w:val="single" w:sz="4" w:space="0" w:color="auto"/>
+          <w:left w:val="single" w:sz="4" w:space="0" w:color="auto"/>
+          <w:bottom w:val="single" w:sz="4" w:space="0" w:color="auto"/>
+          <w:right w:val="single" w:sz="4" w:space="0" w:color="auto"/>
+          <w:insideH w:val="single" w:sz="4" w:space="0" w:color="auto"/>
+          <w:insideV w:val="single" w:sz="4" w:space="0" w:color="auto"/>
+        </w:tblBorders>
+        <w:tblLayout w:type="fixed"/>
+        <w:tblCellMar>
+          <w:left w:w="10" w:type="dxa"/>
+          <w:right w:w="10" w:type="dxa"/>
+        </w:tblCellMar>
+        <w:tblLook w:val="0000" w:firstRow="0" w:lastRow="0" w:firstColumn="0" w:lastColumn="0" w:noHBand="0" w:noVBand="0"/>
+      </w:tblPr>
+      <w:tblGrid>
+        <w:gridCol w:w="3200"/>
+        <w:gridCol w:w="6400"/>
+      </w:tblGrid>
+      <w:tr>
+        <w:trPr>
+          <w:cantSplit/>
+          <w:tblHeader/>
+        </w:trPr>
+        <w:tc>
+          <w:tcPr>
+            <w:tcW w:w="3200" w:type="dxa"/>
+            <w:shd w:val="clear" w:color="auto" w:fill="0074C7"/>
+            <w:tcMar>
+              <w:top w:w="80" w:type="dxa"/>
+              <w:left w:w="120" w:type="dxa"/>
+              <w:bottom w:w="80" w:type="dxa"/>
+              <w:right w:w="120" w:type="dxa"/>
+            </w:tcMar>
+          </w:tcPr>
+          <w:p>
+            <w:r>
+              <w:rPr>
+                <w:b/>
+                <w:bCs/>
+                <w:color w:val="FFFFFF"/>
+              </w:rPr>
+              <w:t xml:space="preserve">Partie du hash</w:t>
+            </w:r>
+          </w:p>
+        </w:tc>
+        <w:tc>
+          <w:tcPr>
+            <w:tcW w:w="6400" w:type="dxa"/>
+            <w:shd w:val="clear" w:color="auto" w:fill="0074C7"/>
+            <w:tcMar>
+              <w:top w:w="80" w:type="dxa"/>
+              <w:left w:w="120" w:type="dxa"/>
+              <w:bottom w:w="80" w:type="dxa"/>
+              <w:right w:w="120" w:type="dxa"/>
+            </w:tcMar>
+          </w:tcPr>
+          <w:p>
+            <w:r>
+              <w:rPr>
+                <w:b/>
+                <w:bCs/>
+                <w:color w:val="FFFFFF"/>
+              </w:rPr>
+              <w:t xml:space="preserve">Signification</w:t>
+            </w:r>
+          </w:p>
+        </w:tc>
+      </w:tr>
+      <w:tr>
+        <w:trPr>
+          <w:cantSplit/>
+        </w:trPr>
+        <w:tc>
+          <w:tcPr>
+            <w:tcW w:w="3200" w:type="dxa"/>
+            <w:shd w:val="clear" w:color="auto" w:fill="FFFFFF"/>
+            <w:tcMar>
+              <w:top w:w="80" w:type="dxa"/>
+              <w:left w:w="120" w:type="dxa"/>
+              <w:bottom w:w="80" w:type="dxa"/>
+              <w:right w:w="120" w:type="dxa"/>
+            </w:tcMar>
+          </w:tcPr>
+          <w:p>
+            <w:r>
+              <w:t xml:space="preserve">$2b$</w:t>
+            </w:r>
+          </w:p>
+        </w:tc>
+        <w:tc>
+          <w:tcPr>
+            <w:tcW w:w="6400" w:type="dxa"/>
+            <w:shd w:val="clear" w:color="auto" w:fill="FFFFFF"/>
+            <w:tcMar>
+              <w:top w:w="80" w:type="dxa"/>
+              <w:left w:w="120" w:type="dxa"/>
+              <w:bottom w:w="80" w:type="dxa"/>
+              <w:right w:w="120" w:type="dxa"/>
+            </w:tcMar>
+          </w:tcPr>
+          <w:p>
+            <w:r>
+              <w:t xml:space="preserve">Variante de l'algorithme bcrypt (à utiliser pour tout nouveau hash).</w:t>
+            </w:r>
+          </w:p>
+        </w:tc>
+      </w:tr>
+      <w:tr>
+        <w:trPr>
+          <w:cantSplit/>
+        </w:trPr>
+        <w:tc>
+          <w:tcPr>
+            <w:tcW w:w="3200" w:type="dxa"/>
+            <w:shd w:val="clear" w:color="auto" w:fill="F2F8FD"/>
+            <w:tcMar>
+              <w:top w:w="80" w:type="dxa"/>
+              <w:left w:w="120" w:type="dxa"/>
+              <w:bottom w:w="80" w:type="dxa"/>
+              <w:right w:w="120" w:type="dxa"/>
+            </w:tcMar>
+          </w:tcPr>
+          <w:p>
+            <w:r>
+              <w:t xml:space="preserve">12$</w:t>
+            </w:r>
+          </w:p>
+        </w:tc>
+        <w:tc>
+          <w:tcPr>
+            <w:tcW w:w="6400" w:type="dxa"/>
+            <w:shd w:val="clear" w:color="auto" w:fill="F2F8FD"/>
+            <w:tcMar>
+              <w:top w:w="80" w:type="dxa"/>
+              <w:left w:w="120" w:type="dxa"/>
+              <w:bottom w:w="80" w:type="dxa"/>
+              <w:right w:w="120" w:type="dxa"/>
+            </w:tcMar>
+          </w:tcPr>
+          <w:p>
+            <w:r>
+              <w:t xml:space="preserve">Facteur de coût : plus il est grand, plus le calcul est long et plus le hash est difficile à attaquer.</w:t>
+            </w:r>
+          </w:p>
+        </w:tc>
+      </w:tr>
+      <w:tr>
+        <w:trPr>
+          <w:cantSplit/>
+        </w:trPr>
+        <w:tc>
+          <w:tcPr>
+            <w:tcW w:w="3200" w:type="dxa"/>
+            <w:shd w:val="clear" w:color="auto" w:fill="FFFFFF"/>
+            <w:tcMar>
+              <w:top w:w="80" w:type="dxa"/>
+              <w:left w:w="120" w:type="dxa"/>
+              <w:bottom w:w="80" w:type="dxa"/>
+              <w:right w:w="120" w:type="dxa"/>
+            </w:tcMar>
+          </w:tcPr>
+          <w:p>
+            <w:r>
+              <w:t xml:space="preserve">7i..qTPY7p4ZLvKIepRKwe</w:t>
+            </w:r>
+          </w:p>
+        </w:tc>
+        <w:tc>
+          <w:tcPr>
+            <w:tcW w:w="6400" w:type="dxa"/>
+            <w:shd w:val="clear" w:color="auto" w:fill="FFFFFF"/>
+            <w:tcMar>
+              <w:top w:w="80" w:type="dxa"/>
+              <w:left w:w="120" w:type="dxa"/>
+              <w:bottom w:w="80" w:type="dxa"/>
+              <w:right w:w="120" w:type="dxa"/>
+            </w:tcMar>
+          </w:tcPr>
+          <w:p>
+            <w:r>
+              <w:t xml:space="preserve">Le «sel» (22 caractères) : une valeur aléatoire ajoutée au mot de passe avant le calcul.</w:t>
+            </w:r>
+          </w:p>
+        </w:tc>
+      </w:tr>
+      <w:tr>
+        <w:trPr>
+          <w:cantSplit/>
+        </w:trPr>
+        <w:tc>
+          <w:tcPr>
+            <w:tcW w:w="3200" w:type="dxa"/>
+            <w:shd w:val="clear" w:color="auto" w:fill="F2F8FD"/>
+            <w:tcMar>
+              <w:top w:w="80" w:type="dxa"/>
+              <w:left w:w="120" w:type="dxa"/>
+              <w:bottom w:w="80" w:type="dxa"/>
+              <w:right w:w="120" w:type="dxa"/>
+            </w:tcMar>
+          </w:tcPr>
+          <w:p>
+            <w:r>
+              <w:t xml:space="preserve">lX0JB55DviohJT.JYruzy4EN6cl.q8O</w:t>
+            </w:r>
+          </w:p>
+        </w:tc>
+        <w:tc>
+          <w:tcPr>
+            <w:tcW w:w="6400" w:type="dxa"/>
+            <w:shd w:val="clear" w:color="auto" w:fill="F2F8FD"/>
+            <w:tcMar>
+              <w:top w:w="80" w:type="dxa"/>
+              <w:left w:w="120" w:type="dxa"/>
+              <w:bottom w:w="80" w:type="dxa"/>
+              <w:right w:w="120" w:type="dxa"/>
+            </w:tcMar>
+          </w:tcPr>
+          <w:p>
+            <w:r>
+              <w:t xml:space="preserve">L'empreinte du mot de passe proprement dite (31 caractères).</w:t>
+            </w:r>
+          </w:p>
+        </w:tc>
+      </w:tr>
+    </w:tbl>
+    <w:p/>
+    <w:p>
+      <w:pPr>
+        <w:pStyle w:val="Titre3"/>
+        <w:keepNext/>
+        <w:spacing w:before="200" w:after="100"/>
+      </w:pPr>
+      <w:r>
+        <w:t xml:space="preserve">Vérifier qu'un hash correspond à un mot de passe</w:t>
+      </w:r>
+    </w:p>
+    <w:p>
+      <w:pPr>
+        <w:pStyle w:val="Paragraphedeliste"/>
+        <w:numPr>
+          <w:ilvl w:val="0"/>
+          <w:numId w:val="2"/>
+        </w:numPr>
+        <w:spacing w:after="60"/>
+      </w:pPr>
+      <w:r>
+        <w:t xml:space="preserve">Sur le même site, cliquez sur l'onglet «Vérifier le hachage».</w:t>
+      </w:r>
+    </w:p>
+    <w:p>
+      <w:pPr>
+        <w:pStyle w:val="Paragraphedeliste"/>
+        <w:numPr>
+          <w:ilvl w:val="0"/>
+          <w:numId w:val="2"/>
+        </w:numPr>
+        <w:spacing w:after="60"/>
+      </w:pPr>
+      <w:r>
+        <w:t xml:space="preserve">Tapez le mot de passe en clair, puis collez le hash à tester (celui de la base de données, par exemple).</w:t>
+      </w:r>
+    </w:p>
+    <w:p>
+      <w:pPr>
+        <w:pStyle w:val="Paragraphedeliste"/>
+        <w:numPr>
+          <w:ilvl w:val="0"/>
+          <w:numId w:val="2"/>
+        </w:numPr>
+        <w:spacing w:after="60"/>
+      </w:pPr>
+      <w:r>
+        <w:t xml:space="preserve">Lancez la vérification : l'outil affiche «CORRESPONDANCE» si le mot de passe est le bon, ou «PAS DE CORRESPONDANCE» sinon. C'est utile pour comprendre une erreur «Identifiants incorrects».</w:t>
+      </w:r>
+    </w:p>
+    <w:p>
+      <w:pPr>
+        <w:pStyle w:val="Titre3"/>
+        <w:keepNext/>
+        <w:spacing w:before="200" w:after="100"/>
+      </w:pPr>
+      <w:r>
+        <w:t xml:space="preserve">Bon à savoir</w:t>
+      </w:r>
+    </w:p>
+    <w:p>
+      <w:pPr>
+        <w:pStyle w:val="Paragraphedeliste"/>
+        <w:numPr>
+          <w:ilvl w:val="0"/>
+          <w:numId w:val="2"/>
+        </w:numPr>
+        <w:spacing w:after="60"/>
+      </w:pPr>
+      <w:r>
+        <w:t xml:space="preserve">Si vous générez deux fois le hash du même mot de passe, vous obtenez deux hashs différents : c'est normal (le sel change à chaque fois) et les deux sont valides.</w:t>
+      </w:r>
+    </w:p>
+    <w:p>
+      <w:pPr>
+        <w:pStyle w:val="Paragraphedeliste"/>
+        <w:numPr>
+          <w:ilvl w:val="0"/>
+          <w:numId w:val="2"/>
+        </w:numPr>
+        <w:spacing w:after="60"/>
+      </w:pPr>
+      <w:r>
+        <w:t xml:space="preserve">Un hash ne peut pas être «décodé» pour retrouver le mot de passe : si vous l'oubliez, il faut générer un nouveau hash.</w:t>
+      </w:r>
+    </w:p>
+    <w:p>
+      <w:pPr>
+        <w:pStyle w:val="Paragraphedeliste"/>
+        <w:numPr>
+          <w:ilvl w:val="0"/>
+          <w:numId w:val="2"/>
+        </w:numPr>
+        <w:spacing w:after="60"/>
+      </w:pPr>
+      <w:r>
+        <w:t xml:space="preserve">L'outil gratuit est limité à 3 utilisations par jour, et le mot de passe saisi est envoyé au serveur du site : utilisez un mot de passe provisoire (jamais votre vrai mot de passe personnel), puis changez-le ensuite depuis le site avec «Mot de passe oublié».</w:t>
+      </w:r>
     </w:p>
     <w:p>
       <w:pPr>
@@ -3649,7 +4129,7 @@
       </w:pPr>
       <w:r>
         <w:lastRenderedPageBreak/>
-        <w:t xml:space="preserve">8. En cas de problème</w:t>
+        <w:t xml:space="preserve">9. En cas de problème</w:t>
       </w:r>
     </w:p>
     <w:p>
@@ -3708,6 +4188,19 @@
       <w:proofErr w:type="gramEnd"/>
       <w:r>
         <w:t xml:space="preserve"> pour en redéfinir un.</w:t>
+      </w:r>
+    </w:p>
+    <w:p>
+      <w:pPr>
+        <w:pStyle w:val="Paragraphedeliste"/>
+        <w:numPr>
+          <w:ilvl w:val="0"/>
+          <w:numId w:val="2"/>
+        </w:numPr>
+        <w:spacing w:after="60"/>
+      </w:pPr>
+      <w:r>
+        <w:t xml:space="preserve">Erreur «Identifiants incorrects» après avoir collé un hash dans la base : vérifiez que le hash fait bien 60 caractères, commence par $2b$, ne contient ni espace ni retour à la ligne, et qu'il est dans la colonne «hashed_password» du bon compte ; contrôlez-le avec l'onglet «Vérifier le hachage» (section 8).</w:t>
       </w:r>
     </w:p>
     <w:p>
